--- a/resume/Thomas-Cheesman-Resume-source.docx
+++ b/resume/Thomas-Cheesman-Resume-source.docx
@@ -47,7 +47,7 @@
           <w:sz w:val="20"/>
           <w:szCs w:val="20"/>
         </w:rPr>
-        <w:t xml:space="preserve">thomas@tc-ventures.ca | tc-ventures.ca | github.com/DriftingSplash9</w:t>
+        <w:t>thomas@tc-ventures.ca | tc-ventures.ca | github.com/DriftingSplash9 | linkedin.com/in/thomas-cheesman-20234285</w:t>
       </w:r>
     </w:p>
     <w:p>
@@ -82,7 +82,7 @@
           <w:sz w:val="21"/>
           <w:szCs w:val="21"/>
         </w:rPr>
-        <w:t xml:space="preserve">I run the website for a nonprofit and three more for practice and, eventually, work. I set the objectives, design the thing, and then build it with AI. After seventeen years managing cooks, a team of AI is the easy part; knowing what to tell it is not. Looking for remote work in web development, digital operations, accessibility, or nonprofit technology.</w:t>
+        <w:t>I have run the website for a volunteer nonprofit housing society since 2023, and built three more sites from scratch, each a different design. I set the objectives, design the thing, and then build it with help writing by AI. After seventeen years managing cooks, a team of AI is the straightforward part; knowing how to tell it is not. Looking for remote work running a nonprofit’s website and digital operations; also open to web development and accessibility roles.</w:t>
       </w:r>
     </w:p>
     <w:p>

--- a/resume/Thomas-Cheesman-Resume-source.docx
+++ b/resume/Thomas-Cheesman-Resume-source.docx
@@ -638,7 +638,7 @@
           <w:sz w:val="21"/>
           <w:szCs w:val="21"/>
         </w:rPr>
-        <w:t xml:space="preserve">Head Chef — Ric’s Grill, then Township 71</w:t>
+        <w:t>Executive Chef — Township 71</w:t>
       </w:r>
     </w:p>
     <w:p>
@@ -653,7 +653,7 @@
           <w:sz w:val="20"/>
           <w:szCs w:val="20"/>
         </w:rPr>
-        <w:t xml:space="preserve">2013 – 2015 | Grande Prairie, Alberta | franchise, then independent fine dining</w:t>
+        <w:t>2014 – 2015 | Grande Prairie, Alberta | independent fine dining</w:t>
       </w:r>
     </w:p>
     <w:p>
@@ -672,7 +672,7 @@
           <w:sz w:val="21"/>
           <w:szCs w:val="21"/>
         </w:rPr>
-        <w:t xml:space="preserve">Wound Ric’s down to renovate and open Township 71, an independent fine-dining room, in November 2014 — straight into the oil-price crash; closed it in May 2015. Across the career: opened one restaurant, closed two, in franchise and independent settings.</w:t>
+        <w:t>Opened Township 71, an independent fine-dining room renovated from Ric’s, in November 2014 — straight into the oil-price crash; closed it in May 2015 and wound down the paperwork and inventory through June. Across the career: opened one restaurant, closed two, in franchise and independent settings.</w:t>
       </w:r>
     </w:p>
     <w:p>
@@ -691,7 +691,58 @@
           <w:sz w:val="21"/>
           <w:szCs w:val="21"/>
         </w:rPr>
-        <w:t xml:space="preserve">While running Ric’s, taught one semester of the culinary side of the Hospitality and Tourism diploma at GPRC (now Northwestern Polytechnic) — wrote the curriculum, lesson plans and practical assessments.</w:t>
+        <w:t>In fall 2014, during the move from Ric’s to Township 71, taught one semester of the culinary side of the Hospitality and Tourism diploma at GPRC (now Northwestern Polytechnic) — wrote the curriculum, lesson plans and practical assessments.</w:t>
+      </w:r>
+    </w:p>
+    <w:p>
+      <w:pPr>
+        <w:keepNext/>
+        <w:spacing w:after="15" w:before="125" w:line="260"/>
+      </w:pPr>
+      <w:r>
+        <w:rPr>
+          <w:rFonts w:ascii="Calibri" w:cs="Calibri" w:eastAsia="Calibri" w:hAnsi="Calibri"/>
+          <w:b/>
+          <w:bCs/>
+          <w:color w:val="1A1A1A"/>
+          <w:sz w:val="21"/>
+          <w:szCs w:val="21"/>
+        </w:rPr>
+        <w:t>Head Chef — Ric’s Grill</w:t>
+      </w:r>
+    </w:p>
+    <w:p>
+      <w:pPr>
+        <w:keepNext/>
+        <w:spacing w:after="70" w:line="260"/>
+      </w:pPr>
+      <w:r>
+        <w:rPr>
+          <w:rFonts w:ascii="Calibri" w:cs="Calibri" w:eastAsia="Calibri" w:hAnsi="Calibri"/>
+          <w:color w:val="3D3D3D"/>
+          <w:sz w:val="20"/>
+          <w:szCs w:val="20"/>
+        </w:rPr>
+        <w:t>2013 – 2014 | Grande Prairie, Alberta | franchise</w:t>
+      </w:r>
+    </w:p>
+    <w:p>
+      <w:pPr>
+        <w:pStyle w:val="ListParagraph"/>
+        <w:numPr>
+          <w:ilvl w:val="0"/>
+          <w:numId w:val="2"/>
+        </w:numPr>
+        <w:spacing w:after="65" w:line="264"/>
+      </w:pPr>
+      <w:r>
+        <w:rPr>
+          <w:rFonts w:ascii="Calibri" w:cs="Calibri" w:eastAsia="Calibri" w:hAnsi="Calibri"/>
+          <w:color w:val="1A1A1A"/>
+          <w:sz w:val="21"/>
+          <w:szCs w:val="21"/>
+        </w:rPr>
+        <w:t>Ran the kitchen until July 2014, then became executive chef of Township 71, the independent room it was renovated into.</w:t>
       </w:r>
     </w:p>
     <w:p>
